--- a/docs/CHAMPHLA_MANUSCRIPT_V3_SUPPLEMENTARY.docx
+++ b/docs/CHAMPHLA_MANUSCRIPT_V3_SUPPLEMENTARY.docx
@@ -32,7 +32,7 @@
     </w:p>
     <w:p>
       <w:r>
-        <w:t xml:space="preserve">This document contains all supplementary figures, tables, and notes referenced by the main manuscript. Supplementary items retain the numbering used in the main text. Figures are numbered S1–S8 and S12–S17 (S9–S11 are Supplementary Tables); the gap in the figure sequence avoids collision with the Supplementary Tables and is intentional. All figures are regenerable from the deposited benchmark tables via the scripts noted in Data Availability; each caption records its source figure stem under </w:t>
+        <w:t xml:space="preserve">This document contains all supplementary figures, tables, and notes referenced by the main manuscript. Supplementary Figures are numbered S1–S14, Supplementary Tables S1–S3, and Supplementary Notes S1–S8, each series numbered independently. All figures are regenerable from the deposited benchmark tables via the scripts noted in Data Availability; each caption records its source figure stem under </w:t>
       </w:r>
       <w:r>
         <w:rPr>
@@ -529,7 +529,7 @@
         <w:rPr>
           <w:b/>
         </w:rPr>
-        <w:t>Supplementary Figure S12.</w:t>
+        <w:t>Supplementary Figure S9.</w:t>
       </w:r>
       <w:r>
         <w:t xml:space="preserve"> </w:t>
@@ -633,7 +633,7 @@
         <w:rPr>
           <w:b/>
         </w:rPr>
-        <w:t>Supplementary Figure S13.</w:t>
+        <w:t>Supplementary Figure S10.</w:t>
       </w:r>
       <w:r>
         <w:t xml:space="preserve"> </w:t>
@@ -701,7 +701,7 @@
         <w:rPr>
           <w:b/>
         </w:rPr>
-        <w:t>Supplementary Figure S14.</w:t>
+        <w:t>Supplementary Figure S11.</w:t>
       </w:r>
       <w:r>
         <w:t xml:space="preserve"> </w:t>
@@ -787,7 +787,7 @@
         <w:rPr>
           <w:b/>
         </w:rPr>
-        <w:t>Supplementary Figure S15.</w:t>
+        <w:t>Supplementary Figure S12.</w:t>
       </w:r>
       <w:r>
         <w:t xml:space="preserve"> </w:t>
@@ -846,7 +846,7 @@
         <w:rPr>
           <w:b/>
         </w:rPr>
-        <w:t>Supplementary Figure S16.</w:t>
+        <w:t>Supplementary Figure S13.</w:t>
       </w:r>
       <w:r>
         <w:t xml:space="preserve"> </w:t>
@@ -905,7 +905,7 @@
         <w:rPr>
           <w:b/>
         </w:rPr>
-        <w:t>Supplementary Figure S17.</w:t>
+        <w:t>Supplementary Figure S14.</w:t>
       </w:r>
       <w:r>
         <w:t xml:space="preserve"> </w:t>
@@ -1017,7 +1017,7 @@
         <w:rPr>
           <w:b/>
         </w:rPr>
-        <w:t>Supplementary Table S9. Accuracy by allele commonness (CIWD 3.0.0).</w:t>
+        <w:t>Supplementary Table S1. Accuracy by allele commonness (CIWD 3.0.0).</w:t>
       </w:r>
       <w:r>
         <w:t xml:space="preserve"> Held-out nested-CV correct-call rate stratified by the commonness of the rarer truth allele (CIWD 3.0.0; </w:t>
@@ -1318,7 +1318,7 @@
         <w:rPr>
           <w:b/>
         </w:rPr>
-        <w:t>Supplementary Table S10. Accuracy by continental ancestry.</w:t>
+        <w:t>Supplementary Table S2. Accuracy by continental ancestry.</w:t>
       </w:r>
       <w:r>
         <w:t xml:space="preserve"> Held-out nested-CV correct-call rate stratified by 1000 Genomes superpopulation mapped to continental ancestry (EUR = CEU/FIN/GBR/TSI; AFR = YRI; </w:t>
@@ -1967,7 +1967,7 @@
         <w:rPr>
           <w:b/>
         </w:rPr>
-        <w:t>Supplementary Table S11. Attempted external-validation cohorts excluded on integrity grounds.</w:t>
+        <w:t>Supplementary Table S3. Attempted external-validation cohorts excluded on integrity grounds.</w:t>
       </w:r>
       <w:r>
         <w:t xml:space="preserve"> Beyond the external cohorts reported in Results §8 (NCI-60, GIAB trio, HG002, IHWG), we scouted five further non-1000G candidates and rejected each after Phase-0 provenance verification, before any benchmarking. We report them here because the exclusion criteria—experimental (not in-silico) per-sample truth, independence from the 1000 Genomes calibration cohort, and matched open short reads—are the same standards that make an external validation meaningful, and because published per-sample HLA tables are frequently in-silico tool output rather than orthogonal truth (verified twice here). Per-cohort Phase-0 records are in </w:t>
